--- a/templates/sk_tim_kerja.docx
+++ b/templates/sk_tim_kerja.docx
@@ -69,7 +69,7 @@
           <w:i w:val="0"/>
           <w:sz w:val="24"/>
         </w:rPr>
-        <w:t>NOMOR : ${nomor_sk}</w:t>
+        <w:t>NOMOR : ${nomor_lengkap_sk}</w:t>
       </w:r>
     </w:p>
     <w:p>
@@ -441,7 +441,7 @@
           <w:i w:val="0"/>
           <w:sz w:val="22"/>
         </w:rPr>
-        <w:t>NOMOR : ${nomor_sk}</w:t>
+        <w:t>NOMOR : ${nomor_lengkap_sk}</w:t>
       </w:r>
     </w:p>
     <w:p>
